--- a/安裝說明/藝祥機械設計家 DraftSight 版安裝流程.docx
+++ b/安裝說明/藝祥機械設計家 DraftSight 版安裝流程.docx
@@ -7,7 +7,21 @@
         <w:rPr>
           <w:rFonts w:hint="eastAsia"/>
         </w:rPr>
-        <w:t>藝祥機械設計家</w:t>
+        <w:t>藝</w:t>
+      </w:r>
+      <w:proofErr w:type="gramStart"/>
+      <w:r>
+        <w:rPr>
+          <w:rFonts w:hint="eastAsia"/>
+        </w:rPr>
+        <w:t>祥</w:t>
+      </w:r>
+      <w:proofErr w:type="gramEnd"/>
+      <w:r>
+        <w:rPr>
+          <w:rFonts w:hint="eastAsia"/>
+        </w:rPr>
+        <w:t>機械設計家</w:t>
       </w:r>
       <w:r>
         <w:rPr>
@@ -45,8 +59,16 @@
         <w:rPr>
           <w:rFonts w:hint="eastAsia"/>
         </w:rPr>
-        <w:t xml:space="preserve"> Autocad</w:t>
-      </w:r>
+        <w:t xml:space="preserve"> </w:t>
+      </w:r>
+      <w:proofErr w:type="spellStart"/>
+      <w:r>
+        <w:rPr>
+          <w:rFonts w:hint="eastAsia"/>
+        </w:rPr>
+        <w:t>Autocad</w:t>
+      </w:r>
+      <w:proofErr w:type="spellEnd"/>
       <w:r>
         <w:t xml:space="preserve"> </w:t>
       </w:r>
@@ -70,7 +92,19 @@
         <w:rPr>
           <w:rFonts w:hint="eastAsia"/>
         </w:rPr>
-        <w:t xml:space="preserve">適用版本：DraftSight 2025。本版針對 DraftSight 2025 移植與測試，安裝前請先完成 DraftSight 的安裝與授權。</w:t>
+        <w:t>適用版本：</w:t>
+      </w:r>
+      <w:r>
+        <w:rPr>
+          <w:rFonts w:hint="eastAsia"/>
+        </w:rPr>
+        <w:t>DraftSight 2025</w:t>
+      </w:r>
+      <w:r>
+        <w:rPr>
+          <w:rFonts w:hint="eastAsia"/>
+        </w:rPr>
+        <w:t>。</w:t>
       </w:r>
     </w:p>
     <w:p>
@@ -202,12 +236,14 @@
         </w:rPr>
         <w:t>的</w:t>
       </w:r>
+      <w:proofErr w:type="gramStart"/>
       <w:r>
         <w:rPr>
           <w:rFonts w:hint="eastAsia"/>
         </w:rPr>
         <w:t>所有料號</w:t>
       </w:r>
+      <w:proofErr w:type="gramEnd"/>
       <w:r>
         <w:rPr>
           <w:rFonts w:hint="eastAsia"/>
@@ -254,7 +290,21 @@
         <w:rPr>
           <w:rFonts w:hint="eastAsia"/>
         </w:rPr>
-        <w:t>新建的料號不在這個檔案內，故暫時無法建立資訊點。</w:t>
+        <w:t>新建</w:t>
+      </w:r>
+      <w:proofErr w:type="gramStart"/>
+      <w:r>
+        <w:rPr>
+          <w:rFonts w:hint="eastAsia"/>
+        </w:rPr>
+        <w:t>的料號不在</w:t>
+      </w:r>
+      <w:proofErr w:type="gramEnd"/>
+      <w:r>
+        <w:rPr>
+          <w:rFonts w:hint="eastAsia"/>
+        </w:rPr>
+        <w:t>這個檔案內，故暫時無法建立資訊點。</w:t>
       </w:r>
     </w:p>
     <w:p>
@@ -306,7 +356,31 @@
         <w:rPr>
           <w:rFonts w:hint="eastAsia"/>
         </w:rPr>
-        <w:t>相關的功能以及無法使用的功能。</w:t>
+        <w:t>相關的</w:t>
+      </w:r>
+      <w:r>
+        <w:rPr>
+          <w:rFonts w:hint="eastAsia"/>
+        </w:rPr>
+        <w:t>，</w:t>
+      </w:r>
+      <w:r>
+        <w:rPr>
+          <w:rFonts w:hint="eastAsia"/>
+        </w:rPr>
+        <w:t>以及</w:t>
+      </w:r>
+      <w:r>
+        <w:rPr>
+          <w:rFonts w:hint="eastAsia"/>
+        </w:rPr>
+        <w:t>已</w:t>
+      </w:r>
+      <w:r>
+        <w:rPr>
+          <w:rFonts w:hint="eastAsia"/>
+        </w:rPr>
+        <w:t>無法使用的功能。</w:t>
       </w:r>
     </w:p>
     <w:p>
@@ -322,7 +396,43 @@
         <w:rPr>
           <w:rFonts w:hint="eastAsia"/>
         </w:rPr>
-        <w:t xml:space="preserve">這個版本主要針對建立資訊點、產生組合圖及零件表的部分，進行完整的功能移植。選單與 27 條工具列上的 436 項功能已全部在 DraftSight 實測通過，但這只代表功能跑得起來且結果正確，未做完整的邊界測試；如同仁遇到功能不全，可以反應後，我們再試著修復。</w:t>
+        <w:t>這個版本主要針對建立資訊點、產生組合圖及零件表的部分，進行完整的功能移植。</w:t>
+      </w:r>
+      <w:r>
+        <w:rPr>
+          <w:rFonts w:hint="eastAsia"/>
+        </w:rPr>
+        <w:t>其餘</w:t>
+      </w:r>
+      <w:r>
+        <w:rPr>
+          <w:rFonts w:hint="eastAsia"/>
+        </w:rPr>
+        <w:t>選單</w:t>
+      </w:r>
+      <w:r>
+        <w:rPr>
+          <w:rFonts w:hint="eastAsia"/>
+        </w:rPr>
+        <w:t>與</w:t>
+      </w:r>
+      <w:r>
+        <w:rPr>
+          <w:rFonts w:hint="eastAsia"/>
+        </w:rPr>
+        <w:t>工具列上的功能已全部在</w:t>
+      </w:r>
+      <w:r>
+        <w:rPr>
+          <w:rFonts w:hint="eastAsia"/>
+        </w:rPr>
+        <w:t xml:space="preserve"> DraftSight </w:t>
+      </w:r>
+      <w:r>
+        <w:rPr>
+          <w:rFonts w:hint="eastAsia"/>
+        </w:rPr>
+        <w:t>實測通過，但這只代表功能跑得起來且結果正確，未做完整的邊界測試；如同仁遇到功能不全，可以反應後，我們再試著修復。</w:t>
       </w:r>
     </w:p>
     <w:p/>
@@ -339,7 +449,21 @@
         <w:rPr>
           <w:rFonts w:hint="eastAsia"/>
         </w:rPr>
-        <w:t>藝祥機械設計家安裝</w:t>
+        <w:t>藝</w:t>
+      </w:r>
+      <w:proofErr w:type="gramStart"/>
+      <w:r>
+        <w:rPr>
+          <w:rFonts w:hint="eastAsia"/>
+        </w:rPr>
+        <w:t>祥</w:t>
+      </w:r>
+      <w:proofErr w:type="gramEnd"/>
+      <w:r>
+        <w:rPr>
+          <w:rFonts w:hint="eastAsia"/>
+        </w:rPr>
+        <w:t>機械設計家安裝</w:t>
       </w:r>
     </w:p>
     <w:p>
@@ -355,7 +479,81 @@
         <w:rPr>
           <w:rFonts w:hint="eastAsia"/>
         </w:rPr>
-        <w:t xml:space="preserve">步驟一：將二個壓縮檔 DESIGNER6_DS_20260918.zip、POWPARTS_DS_20260918.zip 解壓至 C:\ ，解壓後必須是 C:\DESIGNER6_DS 與 C:\POWPARTS_DS 兩個資料夾。資料夾名稱請勿更改，安裝程式的預設路徑是固定的。</w:t>
+        <w:t>步驟</w:t>
+      </w:r>
+      <w:proofErr w:type="gramStart"/>
+      <w:r>
+        <w:rPr>
+          <w:rFonts w:hint="eastAsia"/>
+        </w:rPr>
+        <w:t>一</w:t>
+      </w:r>
+      <w:proofErr w:type="gramEnd"/>
+      <w:r>
+        <w:rPr>
+          <w:rFonts w:hint="eastAsia"/>
+        </w:rPr>
+        <w:t>：將二個壓縮檔</w:t>
+      </w:r>
+      <w:r>
+        <w:rPr>
+          <w:rFonts w:hint="eastAsia"/>
+        </w:rPr>
+        <w:t xml:space="preserve"> DESIGNER6_DS_20260918.zip</w:t>
+      </w:r>
+      <w:r>
+        <w:rPr>
+          <w:rFonts w:hint="eastAsia"/>
+        </w:rPr>
+        <w:t>、</w:t>
+      </w:r>
+      <w:r>
+        <w:rPr>
+          <w:rFonts w:hint="eastAsia"/>
+        </w:rPr>
+        <w:t xml:space="preserve">POWPARTS_DS_20260918.zip </w:t>
+      </w:r>
+      <w:r>
+        <w:rPr>
+          <w:rFonts w:hint="eastAsia"/>
+        </w:rPr>
+        <w:t>解壓至</w:t>
+      </w:r>
+      <w:r>
+        <w:rPr>
+          <w:rFonts w:hint="eastAsia"/>
+        </w:rPr>
+        <w:t xml:space="preserve"> C:\ </w:t>
+      </w:r>
+      <w:r>
+        <w:rPr>
+          <w:rFonts w:hint="eastAsia"/>
+        </w:rPr>
+        <w:t>，解壓後必須是</w:t>
+      </w:r>
+      <w:r>
+        <w:rPr>
+          <w:rFonts w:hint="eastAsia"/>
+        </w:rPr>
+        <w:t xml:space="preserve"> C:\DESIGNER6_DS </w:t>
+      </w:r>
+      <w:r>
+        <w:rPr>
+          <w:rFonts w:hint="eastAsia"/>
+        </w:rPr>
+        <w:t>與</w:t>
+      </w:r>
+      <w:r>
+        <w:rPr>
+          <w:rFonts w:hint="eastAsia"/>
+        </w:rPr>
+        <w:t xml:space="preserve"> C:\POWPARTS_DS </w:t>
+      </w:r>
+      <w:r>
+        <w:rPr>
+          <w:rFonts w:hint="eastAsia"/>
+        </w:rPr>
+        <w:t>兩個資料夾。資料夾名稱請勿更改，安裝程式的預設路徑是固定的。</w:t>
       </w:r>
     </w:p>
     <w:p>
@@ -363,8 +561,9 @@
         <w:rPr>
           <w:noProof/>
         </w:rPr>
+        <w:lastRenderedPageBreak/>
         <w:drawing>
-          <wp:inline distT="0" distB="0" distL="0" distR="0" wp14:anchorId="74C81D87" wp14:editId="38739DAC">
+          <wp:inline distT="0" distB="0" distL="0" distR="0" wp14:anchorId="76B2CE5F" wp14:editId="44A3FCC3">
             <wp:extent cx="5274310" cy="2814955"/>
             <wp:effectExtent l="0" t="0" r="2540" b="4445"/>
             <wp:docPr id="3" name="圖片 3"/>
@@ -466,9 +665,8 @@
         <w:rPr>
           <w:noProof/>
         </w:rPr>
-        <w:lastRenderedPageBreak/>
         <w:drawing>
-          <wp:inline distT="0" distB="0" distL="0" distR="0" wp14:anchorId="0E226B24" wp14:editId="4374BBBC">
+          <wp:inline distT="0" distB="0" distL="0" distR="0" wp14:anchorId="62248E31" wp14:editId="2F6FE756">
             <wp:extent cx="5274310" cy="3877945"/>
             <wp:effectExtent l="0" t="0" r="2540" b="8255"/>
             <wp:docPr id="4" name="圖片 4"/>
@@ -538,10 +736,21 @@
         <w:rPr>
           <w:rFonts w:hint="eastAsia"/>
         </w:rPr>
-        <w:t xml:space="preserve"> setup</w:t>
-      </w:r>
-      <w:r>
-        <w:t xml:space="preserve">.lsp </w:t>
+        <w:t xml:space="preserve"> </w:t>
+      </w:r>
+      <w:proofErr w:type="spellStart"/>
+      <w:r>
+        <w:rPr>
+          <w:rFonts w:hint="eastAsia"/>
+        </w:rPr>
+        <w:t>setup</w:t>
+      </w:r>
+      <w:r>
+        <w:t>.lsp</w:t>
+      </w:r>
+      <w:proofErr w:type="spellEnd"/>
+      <w:r>
+        <w:t xml:space="preserve"> </w:t>
       </w:r>
       <w:r>
         <w:rPr>
@@ -575,7 +784,7 @@
         </w:rPr>
         <w:lastRenderedPageBreak/>
         <w:drawing>
-          <wp:inline distT="0" distB="0" distL="0" distR="0" wp14:anchorId="4A86E919" wp14:editId="6F756D8A">
+          <wp:inline distT="0" distB="0" distL="0" distR="0" wp14:anchorId="730A998B" wp14:editId="78B15863">
             <wp:extent cx="5274310" cy="5262880"/>
             <wp:effectExtent l="0" t="0" r="2540" b="0"/>
             <wp:docPr id="5" name="圖片 5"/>
@@ -624,7 +833,31 @@
         <w:rPr>
           <w:rFonts w:hint="eastAsia"/>
         </w:rPr>
-        <w:t xml:space="preserve">輸入機械設計家系統路徑 C:\DESIGNER6_DS 後按 Enter（路徑前後不要有空白）：</w:t>
+        <w:t>輸入機械設計家系統路徑</w:t>
+      </w:r>
+      <w:r>
+        <w:rPr>
+          <w:rFonts w:hint="eastAsia"/>
+        </w:rPr>
+        <w:t xml:space="preserve"> C:\DESIGNER6_DS </w:t>
+      </w:r>
+      <w:r>
+        <w:rPr>
+          <w:rFonts w:hint="eastAsia"/>
+        </w:rPr>
+        <w:t>後按</w:t>
+      </w:r>
+      <w:r>
+        <w:rPr>
+          <w:rFonts w:hint="eastAsia"/>
+        </w:rPr>
+        <w:t xml:space="preserve"> Enter</w:t>
+      </w:r>
+      <w:r>
+        <w:rPr>
+          <w:rFonts w:hint="eastAsia"/>
+        </w:rPr>
+        <w:t>（路徑前後不要有空白）：</w:t>
       </w:r>
     </w:p>
     <w:p>
@@ -636,7 +869,7 @@
           <w:noProof/>
         </w:rPr>
         <w:drawing>
-          <wp:inline distT="0" distB="0" distL="0" distR="0" wp14:anchorId="73624919" wp14:editId="1C9B38F9">
+          <wp:inline distT="0" distB="0" distL="0" distR="0" wp14:anchorId="4698C793" wp14:editId="6E2D24BF">
             <wp:extent cx="2943225" cy="1152525"/>
             <wp:effectExtent l="0" t="0" r="9525" b="9525"/>
             <wp:docPr id="6" name="圖片 6"/>
@@ -708,11 +941,75 @@
         <w:pStyle w:val="a3"/>
         <w:ind w:leftChars="0" w:left="1200"/>
       </w:pPr>
-      <w:r>
-        <w:rPr>
-          <w:rFonts w:hint="eastAsia"/>
-        </w:rPr>
-        <w:t xml:space="preserve">（對話框只有「機械設計家」與「POWERPARTS 機械元件系統」兩項，前者為必選。POWERISO、POWER MANAGER、PowerPDM 等已無法使用的模組，已從對話框移除。）</w:t>
+      <w:proofErr w:type="gramStart"/>
+      <w:r>
+        <w:rPr>
+          <w:rFonts w:hint="eastAsia"/>
+        </w:rPr>
+        <w:t>（</w:t>
+      </w:r>
+      <w:proofErr w:type="gramEnd"/>
+      <w:r>
+        <w:rPr>
+          <w:rFonts w:hint="eastAsia"/>
+        </w:rPr>
+        <w:t>對話框只有「機械設計家」與「</w:t>
+      </w:r>
+      <w:r>
+        <w:rPr>
+          <w:rFonts w:hint="eastAsia"/>
+        </w:rPr>
+        <w:t xml:space="preserve">POWERPARTS </w:t>
+      </w:r>
+      <w:r>
+        <w:rPr>
+          <w:rFonts w:hint="eastAsia"/>
+        </w:rPr>
+        <w:t>機械元件系統」兩項，前者為必選。</w:t>
+      </w:r>
+      <w:r>
+        <w:rPr>
+          <w:rFonts w:hint="eastAsia"/>
+        </w:rPr>
+        <w:t>POWERISO</w:t>
+      </w:r>
+      <w:r>
+        <w:rPr>
+          <w:rFonts w:hint="eastAsia"/>
+        </w:rPr>
+        <w:t>、</w:t>
+      </w:r>
+      <w:r>
+        <w:rPr>
+          <w:rFonts w:hint="eastAsia"/>
+        </w:rPr>
+        <w:t>POWER MANAGER</w:t>
+      </w:r>
+      <w:r>
+        <w:rPr>
+          <w:rFonts w:hint="eastAsia"/>
+        </w:rPr>
+        <w:t>、</w:t>
+      </w:r>
+      <w:proofErr w:type="spellStart"/>
+      <w:r>
+        <w:rPr>
+          <w:rFonts w:hint="eastAsia"/>
+        </w:rPr>
+        <w:t>PowerPDM</w:t>
+      </w:r>
+      <w:proofErr w:type="spellEnd"/>
+      <w:r>
+        <w:rPr>
+          <w:rFonts w:hint="eastAsia"/>
+        </w:rPr>
+        <w:t xml:space="preserve"> </w:t>
+      </w:r>
+      <w:r>
+        <w:rPr>
+          <w:rFonts w:hint="eastAsia"/>
+        </w:rPr>
+        <w:t>等已無法使用的模組，已從對話框移除。）</w:t>
       </w:r>
     </w:p>
     <w:p>
@@ -725,7 +1022,7 @@
         </w:rPr>
         <w:lastRenderedPageBreak/>
         <w:drawing>
-          <wp:inline distT="0" distB="0" distL="0" distR="0" wp14:anchorId="04F8572E" wp14:editId="46354133">
+          <wp:inline distT="0" distB="0" distL="0" distR="0" wp14:anchorId="54E7A520" wp14:editId="55B6B2A3">
             <wp:extent cx="4676775" cy="2619375"/>
             <wp:effectExtent l="0" t="0" r="9525" b="9525"/>
             <wp:docPr id="14" name="圖片 14"/>
@@ -774,7 +1071,55 @@
         <w:rPr>
           <w:rFonts w:hint="eastAsia"/>
         </w:rPr>
-        <w:t xml:space="preserve">接著安裝程式會自動開啟「選項」對話框。在系統-&gt;支援檔案搜尋路徑-&gt;新增，將 DESIGNER6_DS 與 POWPARTS_DS 二個資料夾加入檔案資源路徑：</w:t>
+        <w:t>接著安裝程式會自動開啟「選項」對話框。在系統</w:t>
+      </w:r>
+      <w:r>
+        <w:rPr>
+          <w:rFonts w:hint="eastAsia"/>
+        </w:rPr>
+        <w:t>-&gt;</w:t>
+      </w:r>
+      <w:r>
+        <w:rPr>
+          <w:rFonts w:hint="eastAsia"/>
+        </w:rPr>
+        <w:t>支援檔案搜尋路徑</w:t>
+      </w:r>
+      <w:r>
+        <w:rPr>
+          <w:rFonts w:hint="eastAsia"/>
+        </w:rPr>
+        <w:t>-&gt;</w:t>
+      </w:r>
+      <w:r>
+        <w:rPr>
+          <w:rFonts w:hint="eastAsia"/>
+        </w:rPr>
+        <w:t>新增，將</w:t>
+      </w:r>
+      <w:r>
+        <w:rPr>
+          <w:rFonts w:hint="eastAsia"/>
+        </w:rPr>
+        <w:t xml:space="preserve"> DESIGNER6_DS </w:t>
+      </w:r>
+      <w:r>
+        <w:rPr>
+          <w:rFonts w:hint="eastAsia"/>
+        </w:rPr>
+        <w:t>與</w:t>
+      </w:r>
+      <w:r>
+        <w:rPr>
+          <w:rFonts w:hint="eastAsia"/>
+        </w:rPr>
+        <w:t xml:space="preserve"> POWPARTS_DS </w:t>
+      </w:r>
+      <w:r>
+        <w:rPr>
+          <w:rFonts w:hint="eastAsia"/>
+        </w:rPr>
+        <w:t>二個資料夾加入檔案資源路徑：</w:t>
       </w:r>
     </w:p>
     <w:p>
@@ -783,7 +1128,7 @@
           <w:noProof/>
         </w:rPr>
         <w:drawing>
-          <wp:inline distT="0" distB="0" distL="0" distR="0" wp14:anchorId="17B96BCD" wp14:editId="3F696134">
+          <wp:inline distT="0" distB="0" distL="0" distR="0" wp14:anchorId="5CEFF446" wp14:editId="7C7B1232">
             <wp:extent cx="5274310" cy="3209290"/>
             <wp:effectExtent l="0" t="0" r="2540" b="0"/>
             <wp:docPr id="2" name="圖片 2"/>
@@ -832,7 +1177,7 @@
         <w:rPr>
           <w:rFonts w:hint="eastAsia"/>
         </w:rPr>
-        <w:t xml:space="preserve">新增二個資料夾後按確認關閉，安裝程式會重新檢查路徑，通過後出現「系統安裝完成」視窗。</w:t>
+        <w:t>新增二個資料夾後按確認關閉，安裝程式會重新檢查路徑，通過後出現「系統安裝完成」視窗。</w:t>
       </w:r>
     </w:p>
     <w:p>
@@ -848,7 +1193,110 @@
         <w:rPr>
           <w:rFonts w:hint="eastAsia"/>
         </w:rPr>
-        <w:t xml:space="preserve">【注意】若出現「安裝尚未完成，支援檔搜尋路徑未設定,請重新執行 setup.lsp!」，表示路徑沒有加成功，請依指令列列出的目錄重新執行 setup.lsp 再加一次。這一步沒完成的話，重開 DraftSight 後整套功能不會載入，而且不會出現任何錯誤訊息。</w:t>
+        <w:t>【注意】若出現「安裝尚未完成，支援</w:t>
+      </w:r>
+      <w:proofErr w:type="gramStart"/>
+      <w:r>
+        <w:rPr>
+          <w:rFonts w:hint="eastAsia"/>
+        </w:rPr>
+        <w:t>檔</w:t>
+      </w:r>
+      <w:proofErr w:type="gramEnd"/>
+      <w:r>
+        <w:rPr>
+          <w:rFonts w:hint="eastAsia"/>
+        </w:rPr>
+        <w:t>搜尋路徑未設定</w:t>
+      </w:r>
+      <w:r>
+        <w:rPr>
+          <w:rFonts w:hint="eastAsia"/>
+        </w:rPr>
+        <w:t>,</w:t>
+      </w:r>
+      <w:r>
+        <w:rPr>
+          <w:rFonts w:hint="eastAsia"/>
+        </w:rPr>
+        <w:t>請重新執行</w:t>
+      </w:r>
+      <w:r>
+        <w:rPr>
+          <w:rFonts w:hint="eastAsia"/>
+        </w:rPr>
+        <w:t xml:space="preserve"> </w:t>
+      </w:r>
+      <w:proofErr w:type="spellStart"/>
+      <w:r>
+        <w:rPr>
+          <w:rFonts w:hint="eastAsia"/>
+        </w:rPr>
+        <w:t>se</w:t>
+      </w:r>
+      <w:r>
+        <w:rPr>
+          <w:rFonts w:hint="eastAsia"/>
+        </w:rPr>
+        <w:t>tup.lsp</w:t>
+      </w:r>
+      <w:proofErr w:type="spellEnd"/>
+      <w:r>
+        <w:rPr>
+          <w:rFonts w:hint="eastAsia"/>
+        </w:rPr>
+        <w:t>!</w:t>
+      </w:r>
+      <w:r>
+        <w:rPr>
+          <w:rFonts w:hint="eastAsia"/>
+        </w:rPr>
+        <w:t>」，表示路徑沒有加成功，請依指令列列出的目錄重新執行</w:t>
+      </w:r>
+      <w:r>
+        <w:rPr>
+          <w:rFonts w:hint="eastAsia"/>
+        </w:rPr>
+        <w:t xml:space="preserve"> </w:t>
+      </w:r>
+      <w:proofErr w:type="spellStart"/>
+      <w:r>
+        <w:rPr>
+          <w:rFonts w:hint="eastAsia"/>
+        </w:rPr>
+        <w:t>setup.lsp</w:t>
+      </w:r>
+      <w:proofErr w:type="spellEnd"/>
+      <w:r>
+        <w:rPr>
+          <w:rFonts w:hint="eastAsia"/>
+        </w:rPr>
+        <w:t xml:space="preserve"> </w:t>
+      </w:r>
+      <w:r>
+        <w:rPr>
+          <w:rFonts w:hint="eastAsia"/>
+        </w:rPr>
+        <w:t>再加一次。這一步沒完成的話，重開</w:t>
+      </w:r>
+      <w:r>
+        <w:rPr>
+          <w:rFonts w:hint="eastAsia"/>
+        </w:rPr>
+        <w:t xml:space="preserve"> DraftSight </w:t>
+      </w:r>
+      <w:r>
+        <w:rPr>
+          <w:rFonts w:hint="eastAsia"/>
+        </w:rPr>
+        <w:t>後</w:t>
+      </w:r>
+      <w:r>
+        <w:rPr>
+          <w:rFonts w:hint="eastAsia"/>
+        </w:rPr>
+        <w:lastRenderedPageBreak/>
+        <w:t>整套功能不會載入，而且不會出現任何錯誤訊息。</w:t>
       </w:r>
     </w:p>
     <w:p>
@@ -860,7 +1308,7 @@
           <w:noProof/>
         </w:rPr>
         <w:drawing>
-          <wp:inline distT="0" distB="0" distL="0" distR="0" wp14:anchorId="31378224" wp14:editId="39886AE8">
+          <wp:inline distT="0" distB="0" distL="0" distR="0" wp14:anchorId="1875F02B" wp14:editId="7F8B5997">
             <wp:extent cx="4752975" cy="914400"/>
             <wp:effectExtent l="0" t="0" r="9525" b="0"/>
             <wp:docPr id="8" name="圖片 8"/>
@@ -911,12 +1359,14 @@
         </w:rPr>
         <w:t>步驟</w:t>
       </w:r>
+      <w:proofErr w:type="gramStart"/>
       <w:r>
         <w:rPr>
           <w:rFonts w:hint="eastAsia"/>
         </w:rPr>
         <w:t>三</w:t>
       </w:r>
+      <w:proofErr w:type="gramEnd"/>
       <w:r>
         <w:rPr>
           <w:rFonts w:hint="eastAsia"/>
@@ -937,7 +1387,6 @@
         <w:rPr>
           <w:rFonts w:hint="eastAsia"/>
         </w:rPr>
-        <w:lastRenderedPageBreak/>
         <w:t>在</w:t>
       </w:r>
       <w:r>
@@ -955,18 +1404,24 @@
         </w:rPr>
         <w:t>命令列輸入</w:t>
       </w:r>
+      <w:proofErr w:type="gramStart"/>
       <w:r>
         <w:t>”</w:t>
       </w:r>
+      <w:proofErr w:type="spellStart"/>
+      <w:proofErr w:type="gramEnd"/>
       <w:r>
         <w:rPr>
           <w:rFonts w:hint="eastAsia"/>
         </w:rPr>
         <w:t>menuload</w:t>
       </w:r>
+      <w:proofErr w:type="spellEnd"/>
+      <w:proofErr w:type="gramStart"/>
       <w:r>
         <w:t>”</w:t>
       </w:r>
+      <w:proofErr w:type="gramEnd"/>
     </w:p>
     <w:p>
       <w:pPr>
@@ -977,7 +1432,7 @@
           <w:noProof/>
         </w:rPr>
         <w:drawing>
-          <wp:inline distT="0" distB="0" distL="0" distR="0" wp14:anchorId="1E345B11" wp14:editId="599660DC">
+          <wp:inline distT="0" distB="0" distL="0" distR="0" wp14:anchorId="1FF8E9FF" wp14:editId="2B35A418">
             <wp:extent cx="3514725" cy="2333625"/>
             <wp:effectExtent l="0" t="0" r="9525" b="9525"/>
             <wp:docPr id="9" name="圖片 9"/>
@@ -1038,7 +1493,7 @@
           <w:noProof/>
         </w:rPr>
         <w:drawing>
-          <wp:inline distT="0" distB="0" distL="0" distR="0" wp14:anchorId="53131424" wp14:editId="1DF88F82">
+          <wp:inline distT="0" distB="0" distL="0" distR="0" wp14:anchorId="43E4F8FF" wp14:editId="42312507">
             <wp:extent cx="2924175" cy="3057525"/>
             <wp:effectExtent l="0" t="0" r="9525" b="9525"/>
             <wp:docPr id="10" name="圖片 10"/>
@@ -1117,7 +1572,14 @@
         <w:rPr>
           <w:rFonts w:hint="eastAsia"/>
         </w:rPr>
-        <w:t xml:space="preserve"> Powsoft_Light.</w:t>
+        <w:t xml:space="preserve"> </w:t>
+      </w:r>
+      <w:proofErr w:type="spellStart"/>
+      <w:r>
+        <w:rPr>
+          <w:rFonts w:hint="eastAsia"/>
+        </w:rPr>
+        <w:t>Powsoft_Light.</w:t>
       </w:r>
       <w:r>
         <w:t>X</w:t>
@@ -1128,6 +1590,7 @@
         </w:rPr>
         <w:t>ml</w:t>
       </w:r>
+      <w:proofErr w:type="spellEnd"/>
       <w:r>
         <w:t xml:space="preserve"> </w:t>
       </w:r>
@@ -1143,7 +1606,7 @@
         </w:rPr>
         <w:lastRenderedPageBreak/>
         <w:drawing>
-          <wp:inline distT="0" distB="0" distL="0" distR="0" wp14:anchorId="1405BC64" wp14:editId="163DD4FC">
+          <wp:inline distT="0" distB="0" distL="0" distR="0" wp14:anchorId="726667F0" wp14:editId="5DAE5FB1">
             <wp:extent cx="5274310" cy="4647565"/>
             <wp:effectExtent l="0" t="0" r="2540" b="635"/>
             <wp:docPr id="11" name="圖片 11"/>
@@ -1194,17 +1657,24 @@
         </w:rPr>
         <w:t>回到對話框後，按</w:t>
       </w:r>
+      <w:proofErr w:type="gramStart"/>
       <w:r>
         <w:t>”</w:t>
       </w:r>
+      <w:proofErr w:type="gramEnd"/>
       <w:r>
         <w:rPr>
           <w:rFonts w:hint="eastAsia"/>
         </w:rPr>
         <w:t>加入</w:t>
       </w:r>
-      <w:r>
-        <w:t xml:space="preserve">” </w:t>
+      <w:proofErr w:type="gramStart"/>
+      <w:r>
+        <w:t>”</w:t>
+      </w:r>
+      <w:proofErr w:type="gramEnd"/>
+      <w:r>
+        <w:t xml:space="preserve"> </w:t>
       </w:r>
       <w:r>
         <w:rPr>
@@ -1222,7 +1692,7 @@
           <w:noProof/>
         </w:rPr>
         <w:drawing>
-          <wp:inline distT="0" distB="0" distL="0" distR="0" wp14:anchorId="24CA3993" wp14:editId="7D0F7F03">
+          <wp:inline distT="0" distB="0" distL="0" distR="0" wp14:anchorId="0599ECBC" wp14:editId="7D1B9D31">
             <wp:extent cx="2924175" cy="3057525"/>
             <wp:effectExtent l="0" t="0" r="9525" b="9525"/>
             <wp:docPr id="12" name="圖片 12"/>
@@ -1284,7 +1754,7 @@
         </w:rPr>
         <w:lastRenderedPageBreak/>
         <w:drawing>
-          <wp:inline distT="0" distB="0" distL="0" distR="0" wp14:anchorId="7E013D64" wp14:editId="6B0A29AC">
+          <wp:inline distT="0" distB="0" distL="0" distR="0" wp14:anchorId="276A6A25" wp14:editId="3876E555">
             <wp:extent cx="5274310" cy="4732655"/>
             <wp:effectExtent l="0" t="0" r="2540" b="0"/>
             <wp:docPr id="13" name="圖片 13"/>
